--- a/handover-template.docx
+++ b/handover-template.docx
@@ -46,47 +46,7 @@
                 <w:bCs/>
                 <w:lang w:val="en-US"/>
               </w:rPr>
-              <w:t xml:space="preserve">If </w:t>
-            </w:r>
-            <w:proofErr w:type="gramStart"/>
-            <w:r>
-              <w:rPr>
-                <w:rFonts w:ascii="Arial" w:hAnsi="Arial" w:cs="Arial"/>
-                <w:b/>
-                <w:bCs/>
-                <w:lang w:val="en-US"/>
-              </w:rPr>
-              <w:t>possible</w:t>
-            </w:r>
-            <w:proofErr w:type="gramEnd"/>
-            <w:r>
-              <w:rPr>
-                <w:rFonts w:ascii="Arial" w:hAnsi="Arial" w:cs="Arial"/>
-                <w:b/>
-                <w:bCs/>
-                <w:lang w:val="en-US"/>
-              </w:rPr>
-              <w:t xml:space="preserve"> an </w:t>
-            </w:r>
-            <w:proofErr w:type="gramStart"/>
-            <w:r>
-              <w:rPr>
-                <w:rFonts w:ascii="Arial" w:hAnsi="Arial" w:cs="Arial"/>
-                <w:b/>
-                <w:bCs/>
-                <w:lang w:val="en-US"/>
-              </w:rPr>
-              <w:t>in person</w:t>
-            </w:r>
-            <w:proofErr w:type="gramEnd"/>
-            <w:r>
-              <w:rPr>
-                <w:rFonts w:ascii="Arial" w:hAnsi="Arial" w:cs="Arial"/>
-                <w:b/>
-                <w:bCs/>
-                <w:lang w:val="en-US"/>
-              </w:rPr>
-              <w:t xml:space="preserve"> handover is preferred</w:t>
+              <w:t xml:space="preserve">If possible an in person handover is preferred</w:t>
             </w:r>
           </w:p>
         </w:tc>
@@ -964,16 +924,7 @@
                 <w:sz w:val="24"/>
                 <w:szCs w:val="24"/>
               </w:rPr>
-              <w:t>Parts AWB/ Tracking numbers</w:t>
-            </w:r>
-            <w:r>
-              <w:rPr>
-                <w:rFonts w:ascii="Arial" w:hAnsi="Arial" w:cs="Arial"/>
-                <w:b/>
-                <w:sz w:val="24"/>
-                <w:szCs w:val="24"/>
-              </w:rPr>
-              <w:t xml:space="preserve"> </w:t>
+              <w:t xml:space="preserve">Parts AWB/ Tracking numbers </w:t>
             </w:r>
           </w:p>
         </w:tc>
@@ -1214,43 +1165,7 @@
                 <w:szCs w:val="32"/>
                 <w:lang w:val="en-US"/>
               </w:rPr>
-              <w:t xml:space="preserve">GREEN=A/C can </w:t>
-            </w:r>
-            <w:r>
-              <w:rPr>
-                <w:rFonts w:ascii="Arial" w:hAnsi="Arial" w:cs="Arial"/>
-                <w:b/>
-                <w:i/>
-                <w:color w:val="00B050"/>
-                <w:sz w:val="32"/>
-                <w:szCs w:val="32"/>
-                <w:lang w:val="en-US"/>
-              </w:rPr>
-              <w:t>be RTS</w:t>
-            </w:r>
-            <w:r>
-              <w:rPr>
-                <w:rFonts w:ascii="Arial" w:hAnsi="Arial" w:cs="Arial"/>
-                <w:b/>
-                <w:i/>
-                <w:color w:val="00B050"/>
-                <w:sz w:val="32"/>
-                <w:szCs w:val="32"/>
-                <w:lang w:val="en-US"/>
-              </w:rPr>
-              <w:t xml:space="preserve"> -</w:t>
-            </w:r>
-            <w:r>
-              <w:rPr>
-                <w:rFonts w:ascii="Arial" w:hAnsi="Arial" w:cs="Arial"/>
-                <w:b/>
-                <w:i/>
-                <w:color w:val="00B050"/>
-                <w:sz w:val="32"/>
-                <w:szCs w:val="32"/>
-                <w:lang w:val="en-US"/>
-              </w:rPr>
-              <w:t xml:space="preserve"> WOA signed</w:t>
+              <w:t xml:space="preserve">GREEN=A/C can be RTS - WOA signed</w:t>
             </w:r>
           </w:p>
           <w:p>
@@ -1300,7 +1215,6 @@
               </w:rPr>
               <w:t xml:space="preserve"> </w:t>
             </w:r>
-            <w:proofErr w:type="gramStart"/>
             <w:r>
               <w:rPr>
                 <w:rFonts w:ascii="Arial" w:eastAsia="Times New Roman" w:hAnsi="Arial" w:cs="Arial"/>
@@ -1322,19 +1236,7 @@
                 <w:szCs w:val="32"/>
                 <w:lang w:val="en-US"/>
               </w:rPr>
-              <w:t>  PAYMENT</w:t>
-            </w:r>
-            <w:proofErr w:type="gramEnd"/>
-            <w:r>
-              <w:rPr>
-                <w:rFonts w:ascii="Arial" w:eastAsia="Times New Roman" w:hAnsi="Arial" w:cs="Arial"/>
-                <w:b/>
-                <w:color w:val="FF0000"/>
-                <w:sz w:val="32"/>
-                <w:szCs w:val="32"/>
-                <w:lang w:val="en-US"/>
-              </w:rPr>
-              <w:t xml:space="preserve"> PROBLEMS </w:t>
+              <w:t xml:space="preserve">  PAYMENT PROBLEMS </w:t>
             </w:r>
           </w:p>
           <w:p>
@@ -1360,31 +1262,7 @@
                 <w:szCs w:val="32"/>
                 <w:lang w:val="en-US"/>
               </w:rPr>
-              <w:t xml:space="preserve">AMBER = WOA FOR ADDITIONAL </w:t>
-            </w:r>
-            <w:proofErr w:type="gramStart"/>
-            <w:r>
-              <w:rPr>
-                <w:rFonts w:ascii="Arial" w:eastAsia="Times New Roman" w:hAnsi="Arial" w:cs="Arial"/>
-                <w:b/>
-                <w:color w:val="FFC000"/>
-                <w:sz w:val="32"/>
-                <w:szCs w:val="32"/>
-                <w:lang w:val="en-US"/>
-              </w:rPr>
-              <w:t>TASKS(</w:t>
-            </w:r>
-            <w:proofErr w:type="gramEnd"/>
-            <w:r>
-              <w:rPr>
-                <w:rFonts w:ascii="Arial" w:eastAsia="Times New Roman" w:hAnsi="Arial" w:cs="Arial"/>
-                <w:b/>
-                <w:color w:val="FFC000"/>
-                <w:sz w:val="32"/>
-                <w:szCs w:val="32"/>
-                <w:lang w:val="en-US"/>
-              </w:rPr>
-              <w:t>INSERTION or REMOVAL) NOT SIGNED </w:t>
+              <w:t xml:space="preserve">AMBER = WOA FOR ADDITIONAL TASKS(INSERTION or REMOVAL) NOT SIGNED </w:t>
             </w:r>
           </w:p>
           <w:p>
@@ -1405,67 +1283,7 @@
                 <w:lang w:val="en-US"/>
               </w:rPr>
               <w:lastRenderedPageBreak/>
-              <w:t>N</w:t>
-            </w:r>
-            <w:r>
-              <w:rPr>
-                <w:rFonts w:ascii="Arial" w:hAnsi="Arial" w:cs="Arial"/>
-                <w:b/>
-                <w:sz w:val="22"/>
-                <w:szCs w:val="22"/>
-                <w:lang w:val="en-US"/>
-              </w:rPr>
-              <w:t xml:space="preserve">OTE TO OPERATORS: </w:t>
-            </w:r>
-            <w:r>
-              <w:rPr>
-                <w:rFonts w:ascii="Arial" w:hAnsi="Arial" w:cs="Arial"/>
-                <w:b/>
-                <w:sz w:val="22"/>
-                <w:szCs w:val="22"/>
-                <w:lang w:val="en-US"/>
-              </w:rPr>
-              <w:t>To indicate the WOA status p</w:t>
-            </w:r>
-            <w:r>
-              <w:rPr>
-                <w:rFonts w:ascii="Arial" w:hAnsi="Arial" w:cs="Arial"/>
-                <w:b/>
-                <w:sz w:val="22"/>
-                <w:szCs w:val="22"/>
-                <w:lang w:val="en-US"/>
-              </w:rPr>
-              <w:t xml:space="preserve">lease </w:t>
-            </w:r>
-            <w:r>
-              <w:rPr>
-                <w:rFonts w:ascii="Arial" w:hAnsi="Arial" w:cs="Arial"/>
-                <w:b/>
-                <w:sz w:val="22"/>
-                <w:szCs w:val="22"/>
-                <w:lang w:val="en-US"/>
-              </w:rPr>
-              <w:t>use</w:t>
-            </w:r>
-            <w:r>
-              <w:rPr>
-                <w:rFonts w:ascii="Arial" w:hAnsi="Arial" w:cs="Arial"/>
-                <w:b/>
-                <w:sz w:val="22"/>
-                <w:szCs w:val="22"/>
-                <w:lang w:val="en-US"/>
-              </w:rPr>
-              <w:t xml:space="preserve"> the w</w:t>
-            </w:r>
-            <w:r>
-              <w:rPr>
-                <w:rFonts w:ascii="Arial" w:hAnsi="Arial" w:cs="Arial"/>
-                <w:b/>
-                <w:sz w:val="22"/>
-                <w:szCs w:val="22"/>
-                <w:lang w:val="en-US"/>
-              </w:rPr>
-              <w:t>ords green, red and amber only.</w:t>
+              <w:t xml:space="preserve">NOTE TO OPERATORS: To indicate the WOA status please use the words green, red and amber only.</w:t>
             </w:r>
           </w:p>
         </w:tc>
@@ -1504,40 +1322,7 @@
                 <w:lang w:val="en-US"/>
               </w:rPr>
               <w:lastRenderedPageBreak/>
-              <w:t xml:space="preserve">WOA </w:t>
-            </w:r>
-            <w:r>
-              <w:rPr>
-                <w:rFonts w:ascii="Arial" w:hAnsi="Arial" w:cs="Arial"/>
-                <w:b/>
-                <w:i/>
-                <w:sz w:val="24"/>
-                <w:szCs w:val="24"/>
-                <w:lang w:val="en-US"/>
-              </w:rPr>
-              <w:t>STATUS (</w:t>
-            </w:r>
-            <w:r>
-              <w:rPr>
-                <w:rFonts w:ascii="Arial" w:hAnsi="Arial" w:cs="Arial"/>
-                <w:b/>
-                <w:i/>
-                <w:sz w:val="24"/>
-                <w:szCs w:val="24"/>
-                <w:lang w:val="en-US"/>
-              </w:rPr>
-              <w:t>As above)</w:t>
-            </w:r>
-            <w:r>
-              <w:rPr>
-                <w:rFonts w:ascii="Arial" w:hAnsi="Arial" w:cs="Arial"/>
-                <w:b/>
-                <w:i/>
-                <w:sz w:val="24"/>
-                <w:szCs w:val="24"/>
-                <w:lang w:val="en-US"/>
-              </w:rPr>
-              <w:t>:</w:t>
+              <w:t xml:space="preserve">WOA STATUS (As above):</w:t>
             </w:r>
             <w:r>
               <w:t xml:space="preserve"> {{woa_status}}</w:t>
@@ -1578,29 +1363,7 @@
                 <w:szCs w:val="24"/>
                 <w:lang w:val="en-US"/>
               </w:rPr>
-              <w:t xml:space="preserve">A/C </w:t>
-            </w:r>
-            <w:r>
-              <w:rPr>
-                <w:rFonts w:ascii="Arial" w:hAnsi="Arial" w:cs="Arial"/>
-                <w:b/>
-                <w:i/>
-                <w:sz w:val="24"/>
-                <w:szCs w:val="24"/>
-                <w:lang w:val="en-US"/>
-              </w:rPr>
-              <w:t>RTS (</w:t>
-            </w:r>
-            <w:r>
-              <w:rPr>
-                <w:rFonts w:ascii="Arial" w:hAnsi="Arial" w:cs="Arial"/>
-                <w:b/>
-                <w:i/>
-                <w:sz w:val="24"/>
-                <w:szCs w:val="24"/>
-                <w:lang w:val="en-US"/>
-              </w:rPr>
-              <w:t>Enter date):</w:t>
+              <w:t xml:space="preserve">A/C RTS (Enter date):</w:t>
             </w:r>
             <w:r>
               <w:t xml:space="preserve"> {{ac_rts_date}}</w:t>
@@ -1641,40 +1404,7 @@
                 <w:szCs w:val="36"/>
                 <w:lang w:val="en-US"/>
               </w:rPr>
-              <w:t xml:space="preserve">SUPPORT </w:t>
-            </w:r>
-            <w:r>
-              <w:rPr>
-                <w:rFonts w:ascii="Arial" w:hAnsi="Arial" w:cs="Arial"/>
-                <w:b/>
-                <w:i/>
-                <w:sz w:val="36"/>
-                <w:szCs w:val="36"/>
-                <w:lang w:val="en-US"/>
-              </w:rPr>
-              <w:t xml:space="preserve">UPDATES </w:t>
-            </w:r>
-            <w:r>
-              <w:rPr>
-                <w:rFonts w:ascii="Arial" w:hAnsi="Arial" w:cs="Arial"/>
-                <w:b/>
-                <w:i/>
-                <w:sz w:val="36"/>
-                <w:szCs w:val="36"/>
-                <w:lang w:val="en-US"/>
-              </w:rPr>
-              <w:t>BELOW (</w:t>
-            </w:r>
-            <w:r>
-              <w:rPr>
-                <w:rFonts w:ascii="Arial" w:hAnsi="Arial" w:cs="Arial"/>
-                <w:b/>
-                <w:i/>
-                <w:sz w:val="36"/>
-                <w:szCs w:val="36"/>
-                <w:lang w:val="en-US"/>
-              </w:rPr>
-              <w:t>Add a new row for each update)</w:t>
+              <w:t xml:space="preserve">SUPPORT UPDATES BELOW (Add a new row for each update)</w:t>
             </w:r>
           </w:p>
         </w:tc>
@@ -1954,29 +1684,7 @@
                 <w:szCs w:val="24"/>
                 <w:lang w:val="en-US"/>
               </w:rPr>
-              <w:t xml:space="preserve">Recommend </w:t>
-            </w:r>
-            <w:r>
-              <w:rPr>
-                <w:rFonts w:ascii="Arial" w:hAnsi="Arial" w:cs="Arial"/>
-                <w:i/>
-                <w:iCs/>
-                <w:sz w:val="24"/>
-                <w:szCs w:val="24"/>
-                <w:lang w:val="en-US"/>
-              </w:rPr>
-              <w:t>adding screenshot</w:t>
-            </w:r>
-            <w:r>
-              <w:rPr>
-                <w:rFonts w:ascii="Arial" w:hAnsi="Arial" w:cs="Arial"/>
-                <w:i/>
-                <w:iCs/>
-                <w:sz w:val="24"/>
-                <w:szCs w:val="24"/>
-                <w:lang w:val="en-US"/>
-              </w:rPr>
-              <w:t xml:space="preserve"> from Corridor</w:t>
+              <w:t xml:space="preserve">Recommend adding screenshot from Corridor</w:t>
             </w:r>
           </w:p>
         </w:tc>
@@ -2099,16 +1807,7 @@
                 <w:szCs w:val="24"/>
                 <w:lang w:val="en-US"/>
               </w:rPr>
-              <w:t xml:space="preserve">Save on </w:t>
-            </w:r>
-            <w:r>
-              <w:rPr>
-                <w:rFonts w:ascii="Arial" w:hAnsi="Arial" w:cs="Arial"/>
-                <w:sz w:val="24"/>
-                <w:szCs w:val="24"/>
-                <w:lang w:val="en-US"/>
-              </w:rPr>
-              <w:t>OneDrive</w:t>
+              <w:t xml:space="preserve">Save on OneDrive</w:t>
             </w:r>
           </w:p>
         </w:tc>
@@ -2263,21 +1962,21 @@
             <w:gridSpan w:val="3"/>
           </w:tcPr>
           <w:p>
-            <w:pPr>
-              <w:rPr>
-                <w:rFonts w:ascii="Arial" w:hAnsi="Arial" w:cs="Arial"/>
-                <w:b/>
-                <w:sz w:val="24"/>
-                <w:szCs w:val="24"/>
-                <w:lang w:val="en-US"/>
-              </w:rPr>
-            </w:pPr>
             <w:r>
               <w:rPr>
                 <w:rFonts w:ascii="Arial" w:hAnsi="Arial" w:cs="Arial"/>
                 <w:sz w:val="20"/>
               </w:rPr>
-              <w:t xml:space="preserve"> </w:t>
+              <w:t xml:space="preserve">Circle or clearly mark YES/NO where relevant</w:t>
+            </w:r>
+          </w:p>
+          <w:p>
+            <w:r>
+              <w:rPr>
+                <w:rFonts w:ascii="Arial" w:hAnsi="Arial" w:cs="Arial"/>
+                <w:sz w:val="20"/>
+              </w:rPr>
+              <w:t xml:space="preserve">Corridor squawk/s, including steps are complete – {{corridor_complete}}</w:t>
             </w:r>
           </w:p>
         </w:tc>
@@ -2310,25 +2009,7 @@
                 <w:szCs w:val="24"/>
                 <w:lang w:val="en-US"/>
               </w:rPr>
-              <w:t>CMP</w:t>
-            </w:r>
-            <w:r>
-              <w:rPr>
-                <w:rFonts w:ascii="Arial" w:hAnsi="Arial" w:cs="Arial"/>
-                <w:sz w:val="24"/>
-                <w:szCs w:val="24"/>
-                <w:lang w:val="en-US"/>
-              </w:rPr>
-              <w:t>/</w:t>
-            </w:r>
-            <w:r>
-              <w:rPr>
-                <w:rFonts w:ascii="Arial" w:hAnsi="Arial" w:cs="Arial"/>
-                <w:sz w:val="24"/>
-                <w:szCs w:val="24"/>
-                <w:lang w:val="en-US"/>
-              </w:rPr>
-              <w:t>s</w:t>
+              <w:t>CMP/s</w:t>
             </w:r>
           </w:p>
         </w:tc>
@@ -2339,7 +2020,42 @@
           </w:tcPr>
           <w:p>
             <w:r>
-              <w:t>{{cmp_s}}</w:t>
+              <w:rPr>
+                <w:sz w:val="20"/>
+              </w:rPr>
+              <w:t xml:space="preserve">Circle or clearly mark YES/NO where relevant</w:t>
+            </w:r>
+          </w:p>
+          <w:p>
+            <w:r>
+              <w:rPr>
+                <w:sz w:val="20"/>
+              </w:rPr>
+              <w:t xml:space="preserve">Are CMP cards clear, inspected, certified, scanned are up to date – {{cmp_uptodate}}</w:t>
+            </w:r>
+          </w:p>
+          <w:p>
+            <w:r>
+              <w:rPr>
+                <w:sz w:val="20"/>
+              </w:rPr>
+              <w:t xml:space="preserve">If the CMP card/s is partially complete are all completed steps signed on the printed procedure – {{cmp_partial_signed}}</w:t>
+            </w:r>
+          </w:p>
+          <w:p>
+            <w:r>
+              <w:rPr>
+                <w:sz w:val="20"/>
+              </w:rPr>
+              <w:t xml:space="preserve">Are completed tasks have been inspected, certified, scanned and copy of work to date is retained by the off-shift Inspector – {{cmp_inspected_retained}}</w:t>
+            </w:r>
+          </w:p>
+          <w:p>
+            <w:r>
+              <w:rPr>
+                <w:sz w:val="20"/>
+              </w:rPr>
+              <w:t xml:space="preserve">CMP number(s): {{cmp_s}}</w:t>
             </w:r>
           </w:p>
         </w:tc>
@@ -2383,7 +2099,18 @@
           </w:tcPr>
           <w:p>
             <w:r>
-              <w:t>{{handover_date}}</w:t>
+              <w:rPr>
+                <w:sz w:val="20"/>
+              </w:rPr>
+              <w:t xml:space="preserve">Has the email been compiled and, including FASTOPs which includes all relevant documents mentioned above – {{email_compiled}}</w:t>
+            </w:r>
+          </w:p>
+          <w:p>
+            <w:r>
+              <w:rPr>
+                <w:sz w:val="20"/>
+              </w:rPr>
+              <w:t xml:space="preserve">Handover date: {{handover_date}}</w:t>
             </w:r>
           </w:p>
         </w:tc>

--- a/handover-template.docx
+++ b/handover-template.docx
@@ -2048,14 +2048,6 @@
                 <w:sz w:val="20"/>
               </w:rPr>
               <w:t xml:space="preserve">Are completed tasks have been inspected, certified, scanned and copy of work to date is retained by the off-shift Inspector – {{cmp_inspected_retained}}</w:t>
-            </w:r>
-          </w:p>
-          <w:p>
-            <w:r>
-              <w:rPr>
-                <w:sz w:val="20"/>
-              </w:rPr>
-              <w:t xml:space="preserve">CMP number(s): {{cmp_s}}</w:t>
             </w:r>
           </w:p>
         </w:tc>
